--- a/astro-site/public/dl/plan-negocio-food-truck/plan-de-negocio-food-truck.docx
+++ b/astro-site/public/dl/plan-negocio-food-truck/plan-de-negocio-food-truck.docx
@@ -330,7 +330,7 @@
     </w:p>
     <w:p>
       <w:r>
-        <w:t>Las proyecciones financieras para el primer año de operación estiman una facturación de aproximadamente 135.000 euros, considerando una ocupación efectiva del 70% en días operativos y un ticket medio de 12,50 euros. El punto de equilibrio se proyecta entre los meses 8 y 9 de actividad, un horizonte temporal realista para un food truck que necesita construir clientela, optimizar procesos operativos y establecer rutas稳定的 de ubicación. A partir del segundo año, con la consolidación de la marca y la repetición de clientes, se anticipate un incremento de facturación del 15-20% y una mejora progresiva de márgenes.</w:t>
+        <w:t>Las proyecciones financieras para el primer año de operación estiman una facturación de aproximadamente 135.000 euros, considerando una ocupación efectiva del 70% en días operativos y un ticket medio de 12,50 euros. El punto de equilibrio se proyecta entre los meses 8 y 9 de actividad, un horizonte temporal realista para un food truck que necesita construir clientela, optimizar procesos operativos y establecer rutas estables de ubicación. A partir del segundo año, con la consolidación de la marca y la repetición de clientes, se anticipate un incremento de facturación del 15-20% y una mejora progresiva de márgenes.</w:t>
       </w:r>
     </w:p>
     <w:p>
@@ -451,7 +451,7 @@
     </w:p>
     <w:p>
       <w:r>
-        <w:t>El análisis según las cinco fuerzas de Porter revela un sector con barreras de entrada moderadas y competencia fragmentada. El poder de negociación de los proveedores es bajo, dado que existe una red consolidada de distribuidores especializados en equipamiento para vehículos de restauración y materia prima alimentaria. Los clientes disponen de múltiples opciones dentro del street food urbano, lo que limita su poder de negociación siempre que el concepto diferenciador sea sólido. La amenaza de productos sustitutivos es significativa, considerando la expansión del delivery gastronómico y las plataformas como Glovo o Just Eat, que han modificado los hábitos de consumo urbano. La intensidad de la rivalidad es alta en ubicaciones prime como mercados municipales y zonas de oficinas, donde la saturación de oferta puede压缩ar márgenes. Las barreras de entrada incluyen la inversión inicial en vehículo adaptado, que oscila entre 25.000 y 50.000 euros dependiendo del estado del chassis y el equipamiento necesario, además de los permisos administrativos.</w:t>
+        <w:t>El análisis según las cinco fuerzas de Porter revela un sector con barreras de entrada moderadas y competencia fragmentada. El poder de negociación de los proveedores es bajo, dado que existe una red consolidada de distribuidores especializados en equipamiento para vehículos de restauración y materia prima alimentaria. Los clientes disponen de múltiples opciones dentro del street food urbano, lo que limita su poder de negociación siempre que el concepto diferenciador sea sólido. La amenaza de productos sustitutivos es significativa, considerando la expansión del delivery gastronómico y las plataformas como Glovo o Just Eat, que han modificado los hábitos de consumo urbano. La intensidad de la rivalidad es alta en ubicaciones prime como mercados municipales y zonas de oficinas, donde la saturación de oferta puede comprimir márgenes. Las barreras de entrada incluyen la inversión inicial en vehículo adaptado, que oscila entre 25.000 y 50.000 euros dependiendo del estado del chassis y el equipamiento necesario, además de los permisos administrativos.</w:t>
       </w:r>
     </w:p>
     <w:p>
@@ -466,7 +466,7 @@
     </w:p>
     <w:p>
       <w:r>
-        <w:t>Los factores críticos de éxito incluyen la ubicación estratégica, que determina entre el 60 y 70% del resultado económico según estudios del sector. La rotación de cubiertos, inexistente en el food truck, se sustituye por velocidad de servicio, objetivo inferior a tres minutos por cliente en horas punta. La presencia activa en redes sociales, especialmente Instagram y TikTok, funciona como canal principal de captación y fidelización, donde un contenido viral puede generar incrementos de facturación del 40% en eventos concretos. El concepto diferenciador debe ser suficientemente específico para generar记忆ing, evitando la dispersión hacia menús demasiado amplios que complican la operativa con equipo reducido.</w:t>
+        <w:t>Los factores críticos de éxito incluyen la ubicación estratégica, que determina entre el 60 y 70% del resultado económico según estudios del sector. La rotación de cubiertos, inexistente en el food truck, se sustituye por velocidad de servicio, objetivo inferior a tres minutos por cliente en horas punta. La presencia activa en redes sociales, especialmente Instagram y TikTok, funciona como canal principal de captación y fidelización, donde un contenido viral puede generar incrementos de facturación del 40% en eventos concretos. El concepto diferenciador debe ser suficientemente específico para generar recuerdo, evitando la dispersión hacia menús demasiado amplios que complican la operativa con equipo reducido.</w:t>
       </w:r>
     </w:p>
     <w:p>
@@ -701,7 +701,7 @@
     </w:p>
     <w:p>
       <w:r>
-        <w:t>El Registro General Sanitario de Empresas Alimentarias y Alimentos, conocido como RGSEAA, es obligatorio para todas las empresas del sector alimentario, incluyendo los food trucks. Este registro se gestiona ante la autoridad competente de la comunidad autónoma y requiere demostrar el cumplimiento de las normas de seguridad alimentaria, desde la trazabilidad de los productos hasta las condiciones de almacenamiento y manipulación. Adicionalmente, si el food truck utiliza gas para la cocción de alimentos, es obligatorio contar con la correspondiente certificación de instalación de gas, которая debe realizarse por un instalador autorizado y cumplir con la normativa de seguridad aplicable a instalaciones de gas en vehículos.</w:t>
+        <w:t>El Registro General Sanitario de Empresas Alimentarias y Alimentos, conocido como RGSEAA, es obligatorio para todas las empresas del sector alimentario, incluyendo los food trucks. Este registro se gestiona ante la autoridad competente de la comunidad autónoma y requiere demostrar el cumplimiento de las normas de seguridad alimentaria, desde la trazabilidad de los productos hasta las condiciones de almacenamiento y manipulación. Adicionalmente, si el food truck utiliza gas para la cocción de alimentos, es obligatorio contar con la correspondiente certificación de instalación de gas, que debe realizarse por un instalador autorizado y cumplir con la normativa de seguridad aplicable a instalaciones de gas en vehículos.</w:t>
       </w:r>
     </w:p>
     <w:p>
